--- a/115208.docx
+++ b/115208.docx
@@ -1,6 +1,6 @@
 
 <file path=word/document.xml><?xml version="1.0" encoding="utf-8"?>
-<w:document xmlns:wpc="http://schemas.microsoft.com/office/word/2010/wordprocessingCanvas" xmlns:cx="http://schemas.microsoft.com/office/drawing/2014/chartex" xmlns:cx1="http://schemas.microsoft.com/office/drawing/2015/9/8/chartex" xmlns:cx2="http://schemas.microsoft.com/office/drawing/2015/10/21/chartex" xmlns:cx3="http://schemas.microsoft.com/office/drawing/2016/5/9/chartex" xmlns:cx4="http://schemas.microsoft.com/office/drawing/2016/5/10/chartex" xmlns:cx5="http://schemas.microsoft.com/office/drawing/2016/5/11/chartex" xmlns:cx6="http://schemas.microsoft.com/office/drawing/2016/5/12/chartex" xmlns:cx7="http://schemas.microsoft.com/office/drawing/2016/5/13/chartex" xmlns:cx8="http://schemas.microsoft.com/office/drawing/2016/5/14/chartex" xmlns:mc="http://schemas.openxmlformats.org/markup-compatibility/2006" xmlns:aink="http://schemas.microsoft.com/office/drawing/2016/ink" xmlns:am3d="http://schemas.microsoft.com/office/drawing/2017/model3d" xmlns:o="urn:schemas-microsoft-com:office:office" xmlns:r="http://schemas.openxmlformats.org/officeDocument/2006/relationships" xmlns:m="http://schemas.openxmlformats.org/officeDocument/2006/math" xmlns:v="urn:schemas-microsoft-com:vml" xmlns:wp14="http://schemas.microsoft.com/office/word/2010/wordprocessingDrawing" xmlns:wp="http://schemas.openxmlformats.org/drawingml/2006/wordprocessingDrawing" xmlns:w10="urn:schemas-microsoft-com:office:word" xmlns:w="http://schemas.openxmlformats.org/wordprocessingml/2006/main" xmlns:w14="http://schemas.microsoft.com/office/word/2010/wordml" xmlns:w15="http://schemas.microsoft.com/office/word/2012/wordml" xmlns:w16cid="http://schemas.microsoft.com/office/word/2016/wordml/cid" xmlns:w16se="http://schemas.microsoft.com/office/word/2015/wordml/symex" xmlns:wpg="http://schemas.microsoft.com/office/word/2010/wordprocessingGroup" xmlns:wpi="http://schemas.microsoft.com/office/word/2010/wordprocessingInk" xmlns:wne="http://schemas.microsoft.com/office/word/2006/wordml" xmlns:wps="http://schemas.microsoft.com/office/word/2010/wordprocessingShape" mc:Ignorable="w14 w15 w16se w16cid wp14">
+<w:document xmlns:wpc="http://schemas.microsoft.com/office/word/2010/wordprocessingCanvas" xmlns:cx="http://schemas.microsoft.com/office/drawing/2014/chartex" xmlns:cx1="http://schemas.microsoft.com/office/drawing/2015/9/8/chartex" xmlns:cx2="http://schemas.microsoft.com/office/drawing/2015/10/21/chartex" xmlns:cx3="http://schemas.microsoft.com/office/drawing/2016/5/9/chartex" xmlns:cx4="http://schemas.microsoft.com/office/drawing/2016/5/10/chartex" xmlns:cx5="http://schemas.microsoft.com/office/drawing/2016/5/11/chartex" xmlns:cx6="http://schemas.microsoft.com/office/drawing/2016/5/12/chartex" xmlns:cx7="http://schemas.microsoft.com/office/drawing/2016/5/13/chartex" xmlns:cx8="http://schemas.microsoft.com/office/drawing/2016/5/14/chartex" xmlns:mc="http://schemas.openxmlformats.org/markup-compatibility/2006" xmlns:aink="http://schemas.microsoft.com/office/drawing/2016/ink" xmlns:am3d="http://schemas.microsoft.com/office/drawing/2017/model3d" xmlns:o="urn:schemas-microsoft-com:office:office" xmlns:oel="http://schemas.microsoft.com/office/2019/extlst" xmlns:r="http://schemas.openxmlformats.org/officeDocument/2006/relationships" xmlns:m="http://schemas.openxmlformats.org/officeDocument/2006/math" xmlns:v="urn:schemas-microsoft-com:vml" xmlns:wp14="http://schemas.microsoft.com/office/word/2010/wordprocessingDrawing" xmlns:wp="http://schemas.openxmlformats.org/drawingml/2006/wordprocessingDrawing" xmlns:w10="urn:schemas-microsoft-com:office:word" xmlns:w="http://schemas.openxmlformats.org/wordprocessingml/2006/main" xmlns:w14="http://schemas.microsoft.com/office/word/2010/wordml" xmlns:w15="http://schemas.microsoft.com/office/word/2012/wordml" xmlns:w16cex="http://schemas.microsoft.com/office/word/2018/wordml/cex" xmlns:w16cid="http://schemas.microsoft.com/office/word/2016/wordml/cid" xmlns:w16="http://schemas.microsoft.com/office/word/2018/wordml" xmlns:w16du="http://schemas.microsoft.com/office/word/2023/wordml/word16du" xmlns:w16sdtdh="http://schemas.microsoft.com/office/word/2020/wordml/sdtdatahash" xmlns:w16sdtfl="http://schemas.microsoft.com/office/word/2024/wordml/sdtformatlock" xmlns:w16se="http://schemas.microsoft.com/office/word/2015/wordml/symex" xmlns:wpg="http://schemas.microsoft.com/office/word/2010/wordprocessingGroup" xmlns:wpi="http://schemas.microsoft.com/office/word/2010/wordprocessingInk" xmlns:wne="http://schemas.microsoft.com/office/word/2006/wordml" xmlns:wps="http://schemas.microsoft.com/office/word/2010/wordprocessingShape" mc:Ignorable="w14 w15 w16se w16cid w16 w16cex w16sdtdh w16sdtfl w16du wp14">
   <w:body>
     <w:p>
       <w:pPr>
@@ -15,23 +15,7 @@
           <w:rFonts w:eastAsia="標楷體" w:hint="eastAsia"/>
           <w:sz w:val="72"/>
         </w:rPr>
-        <w:t>國立</w:t>
-      </w:r>
-      <w:proofErr w:type="gramStart"/>
-      <w:r>
-        <w:rPr>
-          <w:rFonts w:eastAsia="標楷體" w:hint="eastAsia"/>
-          <w:sz w:val="72"/>
-        </w:rPr>
-        <w:t>臺</w:t>
-      </w:r>
-      <w:proofErr w:type="gramEnd"/>
-      <w:r>
-        <w:rPr>
-          <w:rFonts w:eastAsia="標楷體" w:hint="eastAsia"/>
-          <w:sz w:val="72"/>
-        </w:rPr>
-        <w:t>北商業大學</w:t>
+        <w:t>國立臺北商業大學</w:t>
       </w:r>
     </w:p>
     <w:p>
@@ -540,19 +524,8 @@
           <w:bCs/>
           <w:sz w:val="40"/>
         </w:rPr>
-        <w:t>吳育</w:t>
+        <w:t>吳育臻</w:t>
       </w:r>
-      <w:proofErr w:type="gramStart"/>
-      <w:r>
-        <w:rPr>
-          <w:rFonts w:eastAsia="標楷體" w:hint="eastAsia"/>
-          <w:b/>
-          <w:bCs/>
-          <w:sz w:val="40"/>
-        </w:rPr>
-        <w:t>臻</w:t>
-      </w:r>
-      <w:proofErr w:type="gramEnd"/>
       <w:r>
         <w:rPr>
           <w:rFonts w:eastAsia="標楷體"/>
@@ -2946,9 +2919,27 @@
     </w:p>
     <w:p>
       <w:pPr>
-        <w:rPr>
+        <w:pStyle w:val="a5"/>
+        <w:ind w:leftChars="0" w:left="435"/>
+        <w:outlineLvl w:val="1"/>
+        <w:rPr>
+          <w:rFonts w:eastAsia="標楷體"/>
+          <w:bCs/>
           <w:sz w:val="32"/>
-          <w:szCs w:val="32"/>
+          <w:szCs w:val="36"/>
+        </w:rPr>
+      </w:pPr>
+    </w:p>
+    <w:p>
+      <w:pPr>
+        <w:pStyle w:val="a5"/>
+        <w:ind w:leftChars="0" w:left="435"/>
+        <w:outlineLvl w:val="1"/>
+        <w:rPr>
+          <w:rFonts w:eastAsia="標楷體" w:hint="eastAsia"/>
+          <w:bCs/>
+          <w:sz w:val="32"/>
+          <w:szCs w:val="36"/>
         </w:rPr>
       </w:pPr>
     </w:p>
@@ -3600,7 +3591,7 @@
         <w:ind w:leftChars="0"/>
         <w:outlineLvl w:val="1"/>
         <w:rPr>
-          <w:rFonts w:eastAsia="標楷體"/>
+          <w:rFonts w:eastAsia="標楷體" w:hint="eastAsia"/>
           <w:bCs/>
           <w:sz w:val="32"/>
           <w:szCs w:val="36"/>
@@ -3621,16 +3612,998 @@
     </w:p>
     <w:p>
       <w:pPr>
-        <w:pStyle w:val="a5"/>
-        <w:numPr>
-          <w:ilvl w:val="1"/>
-          <w:numId w:val="9"/>
-        </w:numPr>
-        <w:ind w:leftChars="0"/>
+        <w:ind w:firstLineChars="200" w:firstLine="560"/>
+        <w:rPr>
+          <w:rFonts w:eastAsia="標楷體"/>
+          <w:color w:val="000000" w:themeColor="text1"/>
+          <w:sz w:val="28"/>
+        </w:rPr>
+      </w:pPr>
+      <w:r>
+        <w:rPr>
+          <w:rFonts w:eastAsia="標楷體" w:hint="eastAsia"/>
+          <w:color w:val="000000" w:themeColor="text1"/>
+          <w:sz w:val="28"/>
+        </w:rPr>
+        <w:t xml:space="preserve">1. </w:t>
+      </w:r>
+      <w:r>
+        <w:rPr>
+          <w:rFonts w:eastAsia="標楷體" w:hint="eastAsia"/>
+          <w:color w:val="000000" w:themeColor="text1"/>
+          <w:sz w:val="28"/>
+        </w:rPr>
+        <w:t>開發標準</w:t>
+      </w:r>
+    </w:p>
+    <w:p>
+      <w:pPr>
         <w:outlineLvl w:val="1"/>
         <w:rPr>
           <w:rFonts w:eastAsia="標楷體"/>
           <w:bCs/>
+          <w:sz w:val="32"/>
+          <w:szCs w:val="36"/>
+        </w:rPr>
+      </w:pPr>
+    </w:p>
+    <w:p>
+      <w:pPr>
+        <w:outlineLvl w:val="1"/>
+        <w:rPr>
+          <w:rFonts w:eastAsia="標楷體"/>
+          <w:bCs/>
+          <w:sz w:val="32"/>
+          <w:szCs w:val="36"/>
+        </w:rPr>
+      </w:pPr>
+    </w:p>
+    <w:p>
+      <w:pPr>
+        <w:outlineLvl w:val="1"/>
+        <w:rPr>
+          <w:rFonts w:eastAsia="標楷體" w:hint="eastAsia"/>
+          <w:bCs/>
+          <w:sz w:val="32"/>
+          <w:szCs w:val="36"/>
+        </w:rPr>
+      </w:pPr>
+    </w:p>
+    <w:p>
+      <w:pPr>
+        <w:ind w:left="480"/>
+        <w:rPr>
+          <w:rFonts w:eastAsia="標楷體" w:hint="eastAsia"/>
+          <w:color w:val="000000" w:themeColor="text1"/>
+          <w:sz w:val="28"/>
+        </w:rPr>
+      </w:pPr>
+      <w:r>
+        <w:rPr>
+          <w:rFonts w:eastAsia="標楷體" w:hint="eastAsia"/>
+          <w:color w:val="000000" w:themeColor="text1"/>
+          <w:sz w:val="28"/>
+        </w:rPr>
+        <w:lastRenderedPageBreak/>
+        <w:t xml:space="preserve">2. </w:t>
+      </w:r>
+      <w:r>
+        <w:rPr>
+          <w:rFonts w:eastAsia="標楷體" w:hint="eastAsia"/>
+          <w:color w:val="000000" w:themeColor="text1"/>
+          <w:sz w:val="28"/>
+        </w:rPr>
+        <w:t>使用工具</w:t>
+      </w:r>
+    </w:p>
+    <w:p>
+      <w:pPr>
+        <w:jc w:val="center"/>
+        <w:rPr>
+          <w:rFonts w:eastAsia="標楷體"/>
+          <w:color w:val="000000" w:themeColor="text1"/>
+          <w:sz w:val="28"/>
+        </w:rPr>
+      </w:pPr>
+      <w:bookmarkStart w:id="12" w:name="_Toc210656381"/>
+      <w:r>
+        <w:rPr>
+          <w:rFonts w:eastAsia="標楷體" w:hint="eastAsia"/>
+          <w:color w:val="000000" w:themeColor="text1"/>
+          <w:sz w:val="28"/>
+        </w:rPr>
+        <w:t>表</w:t>
+      </w:r>
+      <w:r>
+        <w:rPr>
+          <w:rFonts w:eastAsia="標楷體"/>
+          <w:color w:val="000000" w:themeColor="text1"/>
+          <w:sz w:val="28"/>
+        </w:rPr>
+        <w:t>3-</w:t>
+      </w:r>
+      <w:r>
+        <w:rPr>
+          <w:rFonts w:eastAsia="標楷體" w:hint="eastAsia"/>
+          <w:color w:val="000000" w:themeColor="text1"/>
+          <w:sz w:val="28"/>
+        </w:rPr>
+        <w:t>3</w:t>
+      </w:r>
+      <w:r>
+        <w:rPr>
+          <w:rFonts w:eastAsia="標楷體"/>
+          <w:color w:val="000000" w:themeColor="text1"/>
+          <w:sz w:val="28"/>
+        </w:rPr>
+        <w:t>-</w:t>
+      </w:r>
+      <w:r>
+        <w:rPr>
+          <w:rFonts w:eastAsia="標楷體" w:hint="eastAsia"/>
+          <w:color w:val="000000" w:themeColor="text1"/>
+          <w:sz w:val="28"/>
+        </w:rPr>
+        <w:t xml:space="preserve">1 </w:t>
+      </w:r>
+      <w:r>
+        <w:rPr>
+          <w:rFonts w:eastAsia="標楷體" w:hint="eastAsia"/>
+          <w:color w:val="000000" w:themeColor="text1"/>
+          <w:sz w:val="28"/>
+        </w:rPr>
+        <w:t>開發環境與程式編纂工具</w:t>
+      </w:r>
+      <w:bookmarkEnd w:id="12"/>
+    </w:p>
+    <w:tbl>
+      <w:tblPr>
+        <w:tblStyle w:val="a8"/>
+        <w:tblW w:w="0" w:type="auto"/>
+        <w:tblLook w:val="04A0" w:firstRow="1" w:lastRow="0" w:firstColumn="1" w:lastColumn="0" w:noHBand="0" w:noVBand="1"/>
+      </w:tblPr>
+      <w:tblGrid>
+        <w:gridCol w:w="3539"/>
+        <w:gridCol w:w="6655"/>
+      </w:tblGrid>
+      <w:tr>
+        <w:tc>
+          <w:tcPr>
+            <w:tcW w:w="10194" w:type="dxa"/>
+            <w:gridSpan w:val="2"/>
+            <w:shd w:val="clear" w:color="auto" w:fill="F2F2F2" w:themeFill="background1" w:themeFillShade="F2"/>
+          </w:tcPr>
+          <w:p>
+            <w:pPr>
+              <w:jc w:val="center"/>
+              <w:rPr>
+                <w:rFonts w:eastAsia="標楷體"/>
+                <w:color w:val="000000" w:themeColor="text1"/>
+                <w:sz w:val="32"/>
+                <w:szCs w:val="28"/>
+              </w:rPr>
+            </w:pPr>
+            <w:r>
+              <w:rPr>
+                <w:rFonts w:eastAsia="標楷體" w:hint="eastAsia"/>
+                <w:color w:val="000000" w:themeColor="text1"/>
+                <w:sz w:val="28"/>
+              </w:rPr>
+              <w:t>開發環境與程式編纂工具</w:t>
+            </w:r>
+          </w:p>
+        </w:tc>
+      </w:tr>
+      <w:tr>
+        <w:tc>
+          <w:tcPr>
+            <w:tcW w:w="3539" w:type="dxa"/>
+            <w:vAlign w:val="center"/>
+          </w:tcPr>
+          <w:p>
+            <w:pPr>
+              <w:jc w:val="both"/>
+              <w:rPr>
+                <w:rFonts w:eastAsia="標楷體"/>
+                <w:color w:val="000000" w:themeColor="text1"/>
+                <w:sz w:val="28"/>
+                <w:szCs w:val="28"/>
+              </w:rPr>
+            </w:pPr>
+            <w:r>
+              <w:rPr>
+                <w:rFonts w:eastAsia="標楷體" w:hint="eastAsia"/>
+                <w:color w:val="000000" w:themeColor="text1"/>
+                <w:sz w:val="28"/>
+              </w:rPr>
+              <w:t>開發環境</w:t>
+            </w:r>
+          </w:p>
+        </w:tc>
+        <w:tc>
+          <w:tcPr>
+            <w:tcW w:w="6655" w:type="dxa"/>
+            <w:vAlign w:val="center"/>
+          </w:tcPr>
+          <w:p>
+            <w:pPr>
+              <w:jc w:val="both"/>
+              <w:rPr>
+                <w:rFonts w:eastAsia="標楷體"/>
+                <w:color w:val="000000" w:themeColor="text1"/>
+                <w:sz w:val="28"/>
+                <w:szCs w:val="28"/>
+              </w:rPr>
+            </w:pPr>
+            <w:r>
+              <w:rPr>
+                <w:rFonts w:eastAsia="標楷體" w:hint="eastAsia"/>
+                <w:color w:val="000000" w:themeColor="text1"/>
+                <w:sz w:val="28"/>
+                <w:szCs w:val="28"/>
+              </w:rPr>
+              <w:t>Windows 10/11</w:t>
+            </w:r>
+          </w:p>
+        </w:tc>
+      </w:tr>
+      <w:tr>
+        <w:tc>
+          <w:tcPr>
+            <w:tcW w:w="3539" w:type="dxa"/>
+            <w:vAlign w:val="center"/>
+          </w:tcPr>
+          <w:p>
+            <w:pPr>
+              <w:jc w:val="both"/>
+              <w:rPr>
+                <w:rFonts w:eastAsia="標楷體"/>
+                <w:color w:val="000000" w:themeColor="text1"/>
+                <w:sz w:val="28"/>
+                <w:szCs w:val="28"/>
+              </w:rPr>
+            </w:pPr>
+            <w:r>
+              <w:rPr>
+                <w:rFonts w:eastAsia="標楷體" w:hint="eastAsia"/>
+                <w:color w:val="000000" w:themeColor="text1"/>
+                <w:sz w:val="28"/>
+              </w:rPr>
+              <w:t>程式編輯器</w:t>
+            </w:r>
+          </w:p>
+        </w:tc>
+        <w:tc>
+          <w:tcPr>
+            <w:tcW w:w="6655" w:type="dxa"/>
+            <w:vAlign w:val="center"/>
+          </w:tcPr>
+          <w:p>
+            <w:pPr>
+              <w:jc w:val="both"/>
+              <w:rPr>
+                <w:rFonts w:eastAsia="標楷體"/>
+                <w:color w:val="000000" w:themeColor="text1"/>
+                <w:sz w:val="28"/>
+                <w:szCs w:val="28"/>
+              </w:rPr>
+            </w:pPr>
+            <w:r>
+              <w:rPr>
+                <w:rFonts w:eastAsia="標楷體"/>
+                <w:color w:val="000000" w:themeColor="text1"/>
+                <w:sz w:val="28"/>
+                <w:szCs w:val="28"/>
+              </w:rPr>
+              <w:t>Antigravity</w:t>
+            </w:r>
+          </w:p>
+        </w:tc>
+      </w:tr>
+    </w:tbl>
+    <w:p>
+      <w:pPr>
+        <w:jc w:val="center"/>
+        <w:rPr>
+          <w:rFonts w:eastAsia="標楷體"/>
+          <w:color w:val="000000" w:themeColor="text1"/>
+          <w:sz w:val="28"/>
+        </w:rPr>
+      </w:pPr>
+      <w:bookmarkStart w:id="13" w:name="_Toc210656382"/>
+      <w:r>
+        <w:rPr>
+          <w:rFonts w:eastAsia="標楷體" w:hint="eastAsia"/>
+          <w:color w:val="000000" w:themeColor="text1"/>
+          <w:sz w:val="28"/>
+        </w:rPr>
+        <w:t>表</w:t>
+      </w:r>
+      <w:r>
+        <w:rPr>
+          <w:rFonts w:eastAsia="標楷體"/>
+          <w:color w:val="000000" w:themeColor="text1"/>
+          <w:sz w:val="28"/>
+        </w:rPr>
+        <w:t>3-</w:t>
+      </w:r>
+      <w:r>
+        <w:rPr>
+          <w:rFonts w:eastAsia="標楷體" w:hint="eastAsia"/>
+          <w:color w:val="000000" w:themeColor="text1"/>
+          <w:sz w:val="28"/>
+        </w:rPr>
+        <w:t>3</w:t>
+      </w:r>
+      <w:r>
+        <w:rPr>
+          <w:rFonts w:eastAsia="標楷體"/>
+          <w:color w:val="000000" w:themeColor="text1"/>
+          <w:sz w:val="28"/>
+        </w:rPr>
+        <w:t>-</w:t>
+      </w:r>
+      <w:r>
+        <w:rPr>
+          <w:rFonts w:eastAsia="標楷體" w:hint="eastAsia"/>
+          <w:color w:val="000000" w:themeColor="text1"/>
+          <w:sz w:val="28"/>
+        </w:rPr>
+        <w:t xml:space="preserve">2 </w:t>
+      </w:r>
+      <w:r>
+        <w:rPr>
+          <w:rFonts w:eastAsia="標楷體" w:hint="eastAsia"/>
+          <w:color w:val="000000" w:themeColor="text1"/>
+          <w:sz w:val="28"/>
+        </w:rPr>
+        <w:t>程式開發語言、套件與工具</w:t>
+      </w:r>
+      <w:bookmarkEnd w:id="13"/>
+    </w:p>
+    <w:tbl>
+      <w:tblPr>
+        <w:tblStyle w:val="a8"/>
+        <w:tblW w:w="0" w:type="auto"/>
+        <w:tblLook w:val="04A0" w:firstRow="1" w:lastRow="0" w:firstColumn="1" w:lastColumn="0" w:noHBand="0" w:noVBand="1"/>
+      </w:tblPr>
+      <w:tblGrid>
+        <w:gridCol w:w="3539"/>
+        <w:gridCol w:w="6655"/>
+      </w:tblGrid>
+      <w:tr>
+        <w:tc>
+          <w:tcPr>
+            <w:tcW w:w="10194" w:type="dxa"/>
+            <w:gridSpan w:val="2"/>
+            <w:shd w:val="clear" w:color="auto" w:fill="F2F2F2" w:themeFill="background1" w:themeFillShade="F2"/>
+          </w:tcPr>
+          <w:p>
+            <w:pPr>
+              <w:jc w:val="center"/>
+              <w:rPr>
+                <w:rFonts w:eastAsia="標楷體"/>
+                <w:color w:val="000000" w:themeColor="text1"/>
+                <w:sz w:val="32"/>
+                <w:szCs w:val="28"/>
+              </w:rPr>
+            </w:pPr>
+            <w:r>
+              <w:rPr>
+                <w:rFonts w:eastAsia="標楷體" w:hint="eastAsia"/>
+                <w:color w:val="000000" w:themeColor="text1"/>
+                <w:sz w:val="28"/>
+              </w:rPr>
+              <w:t>前端</w:t>
+            </w:r>
+          </w:p>
+        </w:tc>
+      </w:tr>
+      <w:tr>
+        <w:tc>
+          <w:tcPr>
+            <w:tcW w:w="3539" w:type="dxa"/>
+            <w:vAlign w:val="center"/>
+          </w:tcPr>
+          <w:p>
+            <w:pPr>
+              <w:jc w:val="both"/>
+              <w:rPr>
+                <w:rFonts w:eastAsia="標楷體"/>
+                <w:color w:val="000000" w:themeColor="text1"/>
+                <w:sz w:val="28"/>
+                <w:szCs w:val="28"/>
+              </w:rPr>
+            </w:pPr>
+            <w:r>
+              <w:rPr>
+                <w:rFonts w:eastAsia="標楷體" w:hint="eastAsia"/>
+                <w:color w:val="000000" w:themeColor="text1"/>
+                <w:sz w:val="28"/>
+                <w:szCs w:val="28"/>
+              </w:rPr>
+              <w:t>開發語言</w:t>
+            </w:r>
+          </w:p>
+        </w:tc>
+        <w:tc>
+          <w:tcPr>
+            <w:tcW w:w="6655" w:type="dxa"/>
+            <w:vAlign w:val="center"/>
+          </w:tcPr>
+          <w:p>
+            <w:pPr>
+              <w:jc w:val="both"/>
+              <w:rPr>
+                <w:rFonts w:eastAsia="標楷體"/>
+                <w:color w:val="000000" w:themeColor="text1"/>
+                <w:sz w:val="28"/>
+                <w:szCs w:val="28"/>
+              </w:rPr>
+            </w:pPr>
+            <w:r>
+              <w:rPr>
+                <w:rFonts w:eastAsia="標楷體" w:hint="eastAsia"/>
+                <w:color w:val="000000" w:themeColor="text1"/>
+                <w:sz w:val="28"/>
+                <w:szCs w:val="28"/>
+              </w:rPr>
+              <w:t>HTML</w:t>
+            </w:r>
+            <w:r>
+              <w:rPr>
+                <w:rFonts w:eastAsia="標楷體" w:hint="eastAsia"/>
+                <w:color w:val="000000" w:themeColor="text1"/>
+                <w:sz w:val="28"/>
+                <w:szCs w:val="28"/>
+              </w:rPr>
+              <w:t xml:space="preserve">, </w:t>
+            </w:r>
+            <w:r>
+              <w:rPr>
+                <w:rFonts w:eastAsia="標楷體" w:hint="eastAsia"/>
+                <w:color w:val="000000" w:themeColor="text1"/>
+                <w:sz w:val="28"/>
+                <w:szCs w:val="28"/>
+              </w:rPr>
+              <w:t>CSS</w:t>
+            </w:r>
+            <w:r>
+              <w:rPr>
+                <w:rFonts w:eastAsia="標楷體" w:hint="eastAsia"/>
+                <w:color w:val="000000" w:themeColor="text1"/>
+                <w:sz w:val="28"/>
+                <w:szCs w:val="28"/>
+              </w:rPr>
+              <w:t xml:space="preserve">, </w:t>
+            </w:r>
+            <w:r>
+              <w:rPr>
+                <w:rFonts w:eastAsia="標楷體" w:hint="eastAsia"/>
+                <w:color w:val="000000" w:themeColor="text1"/>
+                <w:sz w:val="28"/>
+                <w:szCs w:val="28"/>
+              </w:rPr>
+              <w:t>JavaScript</w:t>
+            </w:r>
+          </w:p>
+        </w:tc>
+      </w:tr>
+      <w:tr>
+        <w:tc>
+          <w:tcPr>
+            <w:tcW w:w="3539" w:type="dxa"/>
+            <w:vAlign w:val="center"/>
+          </w:tcPr>
+          <w:p>
+            <w:pPr>
+              <w:jc w:val="both"/>
+              <w:rPr>
+                <w:rFonts w:eastAsia="標楷體"/>
+                <w:color w:val="000000" w:themeColor="text1"/>
+                <w:sz w:val="28"/>
+                <w:szCs w:val="28"/>
+              </w:rPr>
+            </w:pPr>
+            <w:r>
+              <w:rPr>
+                <w:rFonts w:eastAsia="標楷體" w:hint="eastAsia"/>
+                <w:color w:val="000000" w:themeColor="text1"/>
+                <w:sz w:val="28"/>
+                <w:szCs w:val="28"/>
+              </w:rPr>
+              <w:t>畫面模板</w:t>
+            </w:r>
+          </w:p>
+        </w:tc>
+        <w:tc>
+          <w:tcPr>
+            <w:tcW w:w="6655" w:type="dxa"/>
+            <w:vAlign w:val="center"/>
+          </w:tcPr>
+          <w:p>
+            <w:pPr>
+              <w:jc w:val="both"/>
+              <w:rPr>
+                <w:rFonts w:eastAsia="標楷體"/>
+                <w:color w:val="000000" w:themeColor="text1"/>
+                <w:sz w:val="28"/>
+                <w:szCs w:val="28"/>
+              </w:rPr>
+            </w:pPr>
+            <w:r>
+              <w:rPr>
+                <w:rFonts w:eastAsia="標楷體"/>
+                <w:color w:val="000000" w:themeColor="text1"/>
+                <w:sz w:val="28"/>
+                <w:szCs w:val="28"/>
+              </w:rPr>
+              <w:t>Boo</w:t>
+            </w:r>
+            <w:r>
+              <w:rPr>
+                <w:rFonts w:eastAsia="標楷體" w:hint="eastAsia"/>
+                <w:color w:val="000000" w:themeColor="text1"/>
+                <w:sz w:val="28"/>
+                <w:szCs w:val="28"/>
+              </w:rPr>
+              <w:t>t</w:t>
+            </w:r>
+            <w:r>
+              <w:rPr>
+                <w:rFonts w:eastAsia="標楷體"/>
+                <w:color w:val="000000" w:themeColor="text1"/>
+                <w:sz w:val="28"/>
+                <w:szCs w:val="28"/>
+              </w:rPr>
+              <w:t>strap</w:t>
+            </w:r>
+          </w:p>
+        </w:tc>
+      </w:tr>
+      <w:tr>
+        <w:tc>
+          <w:tcPr>
+            <w:tcW w:w="10194" w:type="dxa"/>
+            <w:gridSpan w:val="2"/>
+            <w:shd w:val="clear" w:color="auto" w:fill="F2F2F2" w:themeFill="background1" w:themeFillShade="F2"/>
+          </w:tcPr>
+          <w:p>
+            <w:pPr>
+              <w:jc w:val="center"/>
+              <w:rPr>
+                <w:rFonts w:eastAsia="標楷體"/>
+                <w:color w:val="000000" w:themeColor="text1"/>
+                <w:sz w:val="28"/>
+                <w:szCs w:val="28"/>
+              </w:rPr>
+            </w:pPr>
+            <w:r>
+              <w:rPr>
+                <w:rFonts w:eastAsia="標楷體" w:hint="eastAsia"/>
+                <w:color w:val="000000" w:themeColor="text1"/>
+                <w:sz w:val="28"/>
+              </w:rPr>
+              <w:t>後端</w:t>
+            </w:r>
+          </w:p>
+        </w:tc>
+      </w:tr>
+      <w:tr>
+        <w:tc>
+          <w:tcPr>
+            <w:tcW w:w="3539" w:type="dxa"/>
+            <w:vAlign w:val="center"/>
+          </w:tcPr>
+          <w:p>
+            <w:pPr>
+              <w:jc w:val="both"/>
+              <w:rPr>
+                <w:rFonts w:eastAsia="標楷體"/>
+                <w:color w:val="000000" w:themeColor="text1"/>
+                <w:sz w:val="28"/>
+              </w:rPr>
+            </w:pPr>
+            <w:r>
+              <w:rPr>
+                <w:rFonts w:eastAsia="標楷體" w:hint="eastAsia"/>
+                <w:color w:val="000000" w:themeColor="text1"/>
+                <w:sz w:val="28"/>
+                <w:szCs w:val="28"/>
+              </w:rPr>
+              <w:t>開發語言</w:t>
+            </w:r>
+          </w:p>
+        </w:tc>
+        <w:tc>
+          <w:tcPr>
+            <w:tcW w:w="6655" w:type="dxa"/>
+            <w:vAlign w:val="center"/>
+          </w:tcPr>
+          <w:p>
+            <w:pPr>
+              <w:jc w:val="both"/>
+              <w:rPr>
+                <w:rFonts w:eastAsia="標楷體"/>
+                <w:color w:val="000000" w:themeColor="text1"/>
+                <w:sz w:val="28"/>
+                <w:szCs w:val="28"/>
+              </w:rPr>
+            </w:pPr>
+            <w:r>
+              <w:rPr>
+                <w:rFonts w:eastAsia="標楷體" w:hint="eastAsia"/>
+                <w:color w:val="000000" w:themeColor="text1"/>
+                <w:sz w:val="28"/>
+                <w:szCs w:val="28"/>
+              </w:rPr>
+              <w:t>Python</w:t>
+            </w:r>
+          </w:p>
+        </w:tc>
+      </w:tr>
+      <w:tr>
+        <w:tc>
+          <w:tcPr>
+            <w:tcW w:w="3539" w:type="dxa"/>
+            <w:vAlign w:val="center"/>
+          </w:tcPr>
+          <w:p>
+            <w:pPr>
+              <w:jc w:val="both"/>
+              <w:rPr>
+                <w:rFonts w:eastAsia="標楷體"/>
+                <w:color w:val="000000" w:themeColor="text1"/>
+                <w:sz w:val="28"/>
+                <w:szCs w:val="28"/>
+              </w:rPr>
+            </w:pPr>
+            <w:r>
+              <w:rPr>
+                <w:rFonts w:eastAsia="標楷體" w:hint="eastAsia"/>
+                <w:color w:val="000000" w:themeColor="text1"/>
+                <w:sz w:val="28"/>
+                <w:szCs w:val="28"/>
+              </w:rPr>
+              <w:t>框架</w:t>
+            </w:r>
+          </w:p>
+        </w:tc>
+        <w:tc>
+          <w:tcPr>
+            <w:tcW w:w="6655" w:type="dxa"/>
+            <w:vAlign w:val="center"/>
+          </w:tcPr>
+          <w:p>
+            <w:pPr>
+              <w:jc w:val="both"/>
+              <w:rPr>
+                <w:rFonts w:eastAsia="標楷體"/>
+                <w:color w:val="000000" w:themeColor="text1"/>
+                <w:sz w:val="28"/>
+                <w:szCs w:val="28"/>
+              </w:rPr>
+            </w:pPr>
+            <w:r>
+              <w:rPr>
+                <w:rFonts w:eastAsia="標楷體" w:hint="eastAsia"/>
+                <w:color w:val="000000" w:themeColor="text1"/>
+                <w:sz w:val="28"/>
+                <w:szCs w:val="28"/>
+              </w:rPr>
+              <w:t>Django</w:t>
+            </w:r>
+          </w:p>
+        </w:tc>
+      </w:tr>
+      <w:tr>
+        <w:tc>
+          <w:tcPr>
+            <w:tcW w:w="10194" w:type="dxa"/>
+            <w:gridSpan w:val="2"/>
+            <w:shd w:val="clear" w:color="auto" w:fill="F2F2F2" w:themeFill="background1" w:themeFillShade="F2"/>
+            <w:vAlign w:val="center"/>
+          </w:tcPr>
+          <w:p>
+            <w:pPr>
+              <w:jc w:val="center"/>
+              <w:rPr>
+                <w:rFonts w:eastAsia="標楷體"/>
+                <w:color w:val="000000" w:themeColor="text1"/>
+                <w:sz w:val="28"/>
+                <w:szCs w:val="28"/>
+              </w:rPr>
+            </w:pPr>
+            <w:r>
+              <w:rPr>
+                <w:rFonts w:eastAsia="標楷體" w:hint="eastAsia"/>
+                <w:color w:val="000000" w:themeColor="text1"/>
+                <w:sz w:val="28"/>
+                <w:szCs w:val="28"/>
+              </w:rPr>
+              <w:t>資料庫</w:t>
+            </w:r>
+          </w:p>
+        </w:tc>
+      </w:tr>
+      <w:tr>
+        <w:tc>
+          <w:tcPr>
+            <w:tcW w:w="3539" w:type="dxa"/>
+            <w:vAlign w:val="center"/>
+          </w:tcPr>
+          <w:p>
+            <w:pPr>
+              <w:jc w:val="both"/>
+              <w:rPr>
+                <w:rFonts w:eastAsia="標楷體"/>
+                <w:color w:val="000000" w:themeColor="text1"/>
+                <w:sz w:val="28"/>
+                <w:szCs w:val="28"/>
+              </w:rPr>
+            </w:pPr>
+            <w:r>
+              <w:rPr>
+                <w:rFonts w:eastAsia="標楷體" w:hint="eastAsia"/>
+                <w:color w:val="000000" w:themeColor="text1"/>
+                <w:sz w:val="28"/>
+                <w:szCs w:val="28"/>
+              </w:rPr>
+              <w:t>資料庫</w:t>
+            </w:r>
+          </w:p>
+        </w:tc>
+        <w:tc>
+          <w:tcPr>
+            <w:tcW w:w="6655" w:type="dxa"/>
+            <w:vAlign w:val="center"/>
+          </w:tcPr>
+          <w:p>
+            <w:pPr>
+              <w:jc w:val="both"/>
+              <w:rPr>
+                <w:rFonts w:eastAsia="標楷體"/>
+                <w:color w:val="000000" w:themeColor="text1"/>
+                <w:sz w:val="28"/>
+                <w:szCs w:val="28"/>
+              </w:rPr>
+            </w:pPr>
+            <w:proofErr w:type="spellStart"/>
+            <w:r>
+              <w:rPr>
+                <w:rFonts w:eastAsia="標楷體" w:hint="eastAsia"/>
+                <w:color w:val="000000" w:themeColor="text1"/>
+                <w:sz w:val="28"/>
+                <w:szCs w:val="28"/>
+              </w:rPr>
+              <w:t>Supabase</w:t>
+            </w:r>
+            <w:proofErr w:type="spellEnd"/>
+          </w:p>
+        </w:tc>
+      </w:tr>
+      <w:tr>
+        <w:tc>
+          <w:tcPr>
+            <w:tcW w:w="3539" w:type="dxa"/>
+            <w:vAlign w:val="center"/>
+          </w:tcPr>
+          <w:p>
+            <w:pPr>
+              <w:jc w:val="both"/>
+              <w:rPr>
+                <w:rFonts w:eastAsia="標楷體"/>
+                <w:color w:val="000000" w:themeColor="text1"/>
+                <w:sz w:val="28"/>
+                <w:szCs w:val="28"/>
+              </w:rPr>
+            </w:pPr>
+            <w:r>
+              <w:rPr>
+                <w:rFonts w:eastAsia="標楷體" w:hint="eastAsia"/>
+                <w:color w:val="000000" w:themeColor="text1"/>
+                <w:sz w:val="28"/>
+                <w:szCs w:val="28"/>
+              </w:rPr>
+              <w:t>向量</w:t>
+            </w:r>
+            <w:r>
+              <w:rPr>
+                <w:rFonts w:eastAsia="標楷體" w:hint="eastAsia"/>
+                <w:color w:val="000000" w:themeColor="text1"/>
+                <w:sz w:val="28"/>
+                <w:szCs w:val="28"/>
+              </w:rPr>
+              <w:t>資料庫管理工具</w:t>
+            </w:r>
+          </w:p>
+        </w:tc>
+        <w:tc>
+          <w:tcPr>
+            <w:tcW w:w="6655" w:type="dxa"/>
+            <w:vAlign w:val="center"/>
+          </w:tcPr>
+          <w:p>
+            <w:pPr>
+              <w:jc w:val="both"/>
+              <w:rPr>
+                <w:rFonts w:eastAsia="標楷體" w:hint="eastAsia"/>
+                <w:color w:val="000000" w:themeColor="text1"/>
+                <w:sz w:val="28"/>
+                <w:szCs w:val="28"/>
+              </w:rPr>
+            </w:pPr>
+            <w:r>
+              <w:rPr>
+                <w:rFonts w:eastAsia="標楷體" w:hint="eastAsia"/>
+                <w:color w:val="000000" w:themeColor="text1"/>
+                <w:sz w:val="28"/>
+                <w:szCs w:val="28"/>
+              </w:rPr>
+              <w:t>Excel</w:t>
+            </w:r>
+          </w:p>
+        </w:tc>
+      </w:tr>
+      <w:tr>
+        <w:tc>
+          <w:tcPr>
+            <w:tcW w:w="10194" w:type="dxa"/>
+            <w:gridSpan w:val="2"/>
+            <w:shd w:val="clear" w:color="auto" w:fill="F2F2F2" w:themeFill="background1" w:themeFillShade="F2"/>
+            <w:vAlign w:val="center"/>
+          </w:tcPr>
+          <w:p>
+            <w:pPr>
+              <w:jc w:val="center"/>
+              <w:rPr>
+                <w:rFonts w:eastAsia="標楷體"/>
+                <w:color w:val="000000" w:themeColor="text1"/>
+                <w:sz w:val="28"/>
+                <w:szCs w:val="28"/>
+              </w:rPr>
+            </w:pPr>
+            <w:r>
+              <w:rPr>
+                <w:rFonts w:eastAsia="標楷體" w:hint="eastAsia"/>
+                <w:color w:val="000000" w:themeColor="text1"/>
+                <w:sz w:val="28"/>
+                <w:szCs w:val="28"/>
+              </w:rPr>
+              <w:t>版本控制</w:t>
+            </w:r>
+          </w:p>
+        </w:tc>
+      </w:tr>
+      <w:tr>
+        <w:tc>
+          <w:tcPr>
+            <w:tcW w:w="3539" w:type="dxa"/>
+            <w:vAlign w:val="center"/>
+          </w:tcPr>
+          <w:p>
+            <w:pPr>
+              <w:jc w:val="both"/>
+              <w:rPr>
+                <w:rFonts w:eastAsia="標楷體"/>
+                <w:color w:val="000000" w:themeColor="text1"/>
+                <w:sz w:val="28"/>
+                <w:szCs w:val="28"/>
+              </w:rPr>
+            </w:pPr>
+            <w:r>
+              <w:rPr>
+                <w:rFonts w:eastAsia="標楷體" w:hint="eastAsia"/>
+                <w:color w:val="000000" w:themeColor="text1"/>
+                <w:sz w:val="28"/>
+                <w:szCs w:val="28"/>
+              </w:rPr>
+              <w:t>版本控制</w:t>
+            </w:r>
+          </w:p>
+        </w:tc>
+        <w:tc>
+          <w:tcPr>
+            <w:tcW w:w="6655" w:type="dxa"/>
+            <w:vAlign w:val="center"/>
+          </w:tcPr>
+          <w:p>
+            <w:pPr>
+              <w:jc w:val="both"/>
+              <w:rPr>
+                <w:rFonts w:eastAsia="標楷體"/>
+                <w:color w:val="000000" w:themeColor="text1"/>
+                <w:sz w:val="28"/>
+                <w:szCs w:val="28"/>
+              </w:rPr>
+            </w:pPr>
+            <w:proofErr w:type="spellStart"/>
+            <w:r>
+              <w:rPr>
+                <w:rFonts w:eastAsia="標楷體" w:hint="eastAsia"/>
+                <w:color w:val="000000" w:themeColor="text1"/>
+                <w:sz w:val="28"/>
+                <w:szCs w:val="28"/>
+              </w:rPr>
+              <w:t>Github</w:t>
+            </w:r>
+            <w:proofErr w:type="spellEnd"/>
+          </w:p>
+        </w:tc>
+      </w:tr>
+      <w:tr>
+        <w:tc>
+          <w:tcPr>
+            <w:tcW w:w="3539" w:type="dxa"/>
+            <w:vAlign w:val="center"/>
+          </w:tcPr>
+          <w:p>
+            <w:pPr>
+              <w:jc w:val="both"/>
+              <w:rPr>
+                <w:rFonts w:eastAsia="標楷體"/>
+                <w:color w:val="000000" w:themeColor="text1"/>
+                <w:sz w:val="28"/>
+                <w:szCs w:val="28"/>
+              </w:rPr>
+            </w:pPr>
+            <w:r>
+              <w:rPr>
+                <w:rFonts w:eastAsia="標楷體" w:hint="eastAsia"/>
+                <w:color w:val="000000" w:themeColor="text1"/>
+                <w:sz w:val="28"/>
+                <w:szCs w:val="28"/>
+              </w:rPr>
+              <w:t>應用程式</w:t>
+            </w:r>
+          </w:p>
+        </w:tc>
+        <w:tc>
+          <w:tcPr>
+            <w:tcW w:w="6655" w:type="dxa"/>
+            <w:vAlign w:val="center"/>
+          </w:tcPr>
+          <w:p>
+            <w:pPr>
+              <w:jc w:val="both"/>
+              <w:rPr>
+                <w:rFonts w:eastAsia="標楷體"/>
+                <w:color w:val="000000" w:themeColor="text1"/>
+                <w:sz w:val="28"/>
+                <w:szCs w:val="28"/>
+              </w:rPr>
+            </w:pPr>
+            <w:r>
+              <w:rPr>
+                <w:rFonts w:eastAsia="標楷體" w:hint="eastAsia"/>
+                <w:color w:val="000000" w:themeColor="text1"/>
+                <w:sz w:val="28"/>
+                <w:szCs w:val="28"/>
+              </w:rPr>
+              <w:t>Fork</w:t>
+            </w:r>
+          </w:p>
+        </w:tc>
+      </w:tr>
+    </w:tbl>
+    <w:p>
+      <w:pPr>
+        <w:jc w:val="center"/>
+        <w:rPr>
+          <w:rFonts w:eastAsia="標楷體" w:hint="eastAsia"/>
+          <w:bCs/>
+          <w:sz w:val="32"/>
+          <w:szCs w:val="36"/>
+        </w:rPr>
+      </w:pPr>
+    </w:p>
+    <w:p>
+      <w:pPr>
+        <w:tabs>
+          <w:tab w:val="center" w:pos="5102"/>
+        </w:tabs>
+        <w:rPr>
+          <w:rFonts w:eastAsia="標楷體" w:hint="eastAsia"/>
           <w:sz w:val="32"/>
           <w:szCs w:val="36"/>
         </w:rPr>
@@ -3641,6 +4614,14 @@
           <w:docGrid w:type="lines" w:linePitch="360"/>
         </w:sectPr>
       </w:pPr>
+      <w:r>
+        <w:rPr>
+          <w:rFonts w:eastAsia="標楷體"/>
+          <w:sz w:val="32"/>
+          <w:szCs w:val="36"/>
+        </w:rPr>
+        <w:tab/>
+      </w:r>
     </w:p>
     <w:p>
       <w:pPr>
@@ -3732,7 +4713,7 @@
           <w:szCs w:val="36"/>
         </w:rPr>
       </w:pPr>
-      <w:bookmarkStart w:id="12" w:name="_Toc227357993"/>
+      <w:bookmarkStart w:id="14" w:name="_Toc227357993"/>
       <w:r>
         <w:rPr>
           <w:rFonts w:eastAsia="標楷體" w:hint="eastAsia"/>
@@ -3779,7 +4760,7 @@
         </w:rPr>
         <w:t>專程與組織分工</w:t>
       </w:r>
-      <w:bookmarkEnd w:id="12"/>
+      <w:bookmarkEnd w:id="14"/>
     </w:p>
     <w:p>
       <w:pPr>
@@ -3797,7 +4778,7 @@
           <w:szCs w:val="36"/>
         </w:rPr>
       </w:pPr>
-      <w:bookmarkStart w:id="13" w:name="_Toc227357994"/>
+      <w:bookmarkStart w:id="15" w:name="_Toc227357994"/>
       <w:r>
         <w:rPr>
           <w:rFonts w:eastAsia="標楷體" w:hint="eastAsia"/>
@@ -3807,7 +4788,7 @@
         </w:rPr>
         <w:t>系統架構</w:t>
       </w:r>
-      <w:bookmarkEnd w:id="13"/>
+      <w:bookmarkEnd w:id="15"/>
     </w:p>
     <w:p>
       <w:pPr>
@@ -3917,7 +4898,7 @@
                 <w:szCs w:val="28"/>
               </w:rPr>
             </w:pPr>
-            <w:bookmarkStart w:id="14" w:name="_Hlk198593632"/>
+            <w:bookmarkStart w:id="16" w:name="_Hlk198593632"/>
             <w:r>
               <w:rPr>
                 <w:rFonts w:eastAsia="標楷體" w:hint="eastAsia"/>
@@ -14237,69 +15218,70 @@
     <w:p>
       <w:pPr>
         <w:jc w:val="center"/>
-        <w:outlineLvl w:val="1"/>
         <w:rPr>
           <w:rFonts w:eastAsia="標楷體"/>
-          <w:bCs/>
-          <w:sz w:val="36"/>
-          <w:szCs w:val="36"/>
+          <w:color w:val="000000" w:themeColor="text1"/>
+          <w:sz w:val="26"/>
+          <w:szCs w:val="26"/>
         </w:rPr>
       </w:pPr>
-      <w:bookmarkStart w:id="15" w:name="_Toc227357995"/>
-      <w:bookmarkEnd w:id="14"/>
+      <w:bookmarkStart w:id="17" w:name="_Toc227357995"/>
+      <w:bookmarkEnd w:id="16"/>
       <w:r>
         <w:rPr>
-          <w:rFonts w:ascii="標楷體" w:eastAsia="標楷體" w:hAnsi="標楷體" w:hint="eastAsia"/>
-          <w:sz w:val="28"/>
-          <w:szCs w:val="28"/>
-        </w:rPr>
-        <w:t>圖4</w:t>
+          <w:rFonts w:eastAsia="標楷體" w:hint="eastAsia"/>
+          <w:color w:val="000000" w:themeColor="text1"/>
+          <w:sz w:val="26"/>
+          <w:szCs w:val="26"/>
+        </w:rPr>
+        <w:t>圖</w:t>
       </w:r>
       <w:r>
         <w:rPr>
-          <w:rFonts w:ascii="標楷體" w:eastAsia="標楷體" w:hAnsi="標楷體"/>
-          <w:sz w:val="28"/>
-          <w:szCs w:val="28"/>
+          <w:rFonts w:eastAsia="標楷體" w:hint="eastAsia"/>
+          <w:color w:val="000000" w:themeColor="text1"/>
+          <w:sz w:val="26"/>
+          <w:szCs w:val="26"/>
+        </w:rPr>
+        <w:t>4</w:t>
+      </w:r>
+      <w:r>
+        <w:rPr>
+          <w:rFonts w:eastAsia="標楷體"/>
+          <w:color w:val="000000" w:themeColor="text1"/>
+          <w:sz w:val="26"/>
+          <w:szCs w:val="26"/>
         </w:rPr>
         <w:t>-1-</w:t>
       </w:r>
       <w:r>
         <w:rPr>
-          <w:rFonts w:ascii="標楷體" w:eastAsia="標楷體" w:hAnsi="標楷體" w:hint="eastAsia"/>
-          <w:sz w:val="28"/>
-          <w:szCs w:val="28"/>
-        </w:rPr>
-        <w:t>1 專案</w:t>
+          <w:rFonts w:eastAsia="標楷體" w:hint="eastAsia"/>
+          <w:color w:val="000000" w:themeColor="text1"/>
+          <w:sz w:val="26"/>
+          <w:szCs w:val="26"/>
+        </w:rPr>
+        <w:t xml:space="preserve">1 </w:t>
       </w:r>
-      <w:proofErr w:type="gramStart"/>
       <w:r>
         <w:rPr>
-          <w:rFonts w:ascii="標楷體" w:eastAsia="標楷體" w:hAnsi="標楷體" w:hint="eastAsia"/>
-          <w:sz w:val="28"/>
-          <w:szCs w:val="28"/>
-        </w:rPr>
-        <w:t>時程甘特</w:t>
+          <w:rFonts w:eastAsia="標楷體" w:hint="eastAsia"/>
+          <w:color w:val="000000" w:themeColor="text1"/>
+          <w:sz w:val="26"/>
+          <w:szCs w:val="26"/>
+        </w:rPr>
+        <w:t>專案時程甘特圖</w:t>
       </w:r>
-      <w:proofErr w:type="gramEnd"/>
-      <w:r>
-        <w:rPr>
-          <w:rFonts w:ascii="標楷體" w:eastAsia="標楷體" w:hAnsi="標楷體" w:hint="eastAsia"/>
-          <w:sz w:val="28"/>
-          <w:szCs w:val="28"/>
-        </w:rPr>
-        <w:t>圖</w:t>
-      </w:r>
-      <w:bookmarkEnd w:id="15"/>
+      <w:bookmarkEnd w:id="17"/>
     </w:p>
     <w:p>
       <w:pPr>
         <w:jc w:val="center"/>
-        <w:outlineLvl w:val="0"/>
         <w:rPr>
           <w:rFonts w:eastAsia="標楷體"/>
-          <w:bCs/>
-          <w:sz w:val="36"/>
-          <w:szCs w:val="36"/>
+          <w:color w:val="000000" w:themeColor="text1"/>
+          <w:sz w:val="26"/>
+          <w:szCs w:val="26"/>
         </w:rPr>
         <w:sectPr>
           <w:pgSz w:w="16838" w:h="11906" w:orient="landscape" w:code="9"/>
@@ -14325,7 +15307,7 @@
           <w:szCs w:val="36"/>
         </w:rPr>
       </w:pPr>
-      <w:bookmarkStart w:id="16" w:name="_Toc227357996"/>
+      <w:bookmarkStart w:id="18" w:name="_Toc227357996"/>
       <w:r>
         <w:rPr>
           <w:rFonts w:eastAsia="標楷體" w:hint="eastAsia"/>
@@ -14336,7 +15318,7 @@
         <w:lastRenderedPageBreak/>
         <w:t>專案組織與分工</w:t>
       </w:r>
-      <w:bookmarkEnd w:id="16"/>
+      <w:bookmarkEnd w:id="18"/>
     </w:p>
     <w:p>
       <w:pPr>
@@ -14642,18 +15624,8 @@
                 <w:sz w:val="28"/>
                 <w:szCs w:val="28"/>
               </w:rPr>
-              <w:t>吳育</w:t>
+              <w:t>吳育臻</w:t>
             </w:r>
-            <w:proofErr w:type="gramStart"/>
-            <w:r>
-              <w:rPr>
-                <w:rFonts w:eastAsia="標楷體" w:hint="eastAsia"/>
-                <w:sz w:val="28"/>
-                <w:szCs w:val="28"/>
-              </w:rPr>
-              <w:t>臻</w:t>
-            </w:r>
-            <w:proofErr w:type="gramEnd"/>
           </w:p>
         </w:tc>
         <w:tc>
@@ -14685,18 +15657,8 @@
                 <w:sz w:val="28"/>
                 <w:szCs w:val="28"/>
               </w:rPr>
-              <w:t>謝子</w:t>
+              <w:t>謝子祈</w:t>
             </w:r>
-            <w:proofErr w:type="gramStart"/>
-            <w:r>
-              <w:rPr>
-                <w:rFonts w:eastAsia="標楷體" w:hint="eastAsia"/>
-                <w:sz w:val="28"/>
-                <w:szCs w:val="28"/>
-              </w:rPr>
-              <w:t>祈</w:t>
-            </w:r>
-            <w:proofErr w:type="gramEnd"/>
           </w:p>
         </w:tc>
       </w:tr>
@@ -16093,8 +17055,6 @@
                 <w:szCs w:val="28"/>
               </w:rPr>
             </w:pPr>
-            <w:bookmarkStart w:id="17" w:name="_GoBack"/>
-            <w:bookmarkEnd w:id="17"/>
           </w:p>
         </w:tc>
       </w:tr>
@@ -18495,7 +19455,7 @@
           <w:szCs w:val="36"/>
         </w:rPr>
       </w:pPr>
-      <w:bookmarkStart w:id="18" w:name="_Toc227357997"/>
+      <w:bookmarkStart w:id="19" w:name="_Toc227357997"/>
       <w:r>
         <w:rPr>
           <w:rFonts w:eastAsia="標楷體" w:hint="eastAsia"/>
@@ -18542,7 +19502,7 @@
         </w:rPr>
         <w:t>需求模型</w:t>
       </w:r>
-      <w:bookmarkEnd w:id="18"/>
+      <w:bookmarkEnd w:id="19"/>
     </w:p>
     <w:p>
       <w:pPr>
@@ -18621,7 +19581,7 @@
           <w:szCs w:val="36"/>
         </w:rPr>
       </w:pPr>
-      <w:bookmarkStart w:id="19" w:name="_Toc227357998"/>
+      <w:bookmarkStart w:id="20" w:name="_Toc227357998"/>
       <w:r>
         <w:rPr>
           <w:rFonts w:eastAsia="標楷體" w:hint="eastAsia"/>
@@ -18668,7 +19628,7 @@
         </w:rPr>
         <w:t>程序模型</w:t>
       </w:r>
-      <w:bookmarkEnd w:id="19"/>
+      <w:bookmarkEnd w:id="20"/>
     </w:p>
     <w:p>
       <w:pPr>
@@ -18735,7 +19695,7 @@
           <w:szCs w:val="36"/>
         </w:rPr>
       </w:pPr>
-      <w:bookmarkStart w:id="20" w:name="_Toc227357999"/>
+      <w:bookmarkStart w:id="21" w:name="_Toc227357999"/>
       <w:r>
         <w:rPr>
           <w:rFonts w:eastAsia="標楷體" w:hint="eastAsia"/>
@@ -18782,7 +19742,7 @@
         </w:rPr>
         <w:t>系統模型</w:t>
       </w:r>
-      <w:bookmarkEnd w:id="20"/>
+      <w:bookmarkEnd w:id="21"/>
     </w:p>
     <w:p>
       <w:pPr>
@@ -18885,7 +19845,7 @@
           <w:szCs w:val="36"/>
         </w:rPr>
       </w:pPr>
-      <w:bookmarkStart w:id="21" w:name="_Toc227358000"/>
+      <w:bookmarkStart w:id="22" w:name="_Toc227358000"/>
       <w:r>
         <w:rPr>
           <w:rFonts w:eastAsia="標楷體" w:hint="eastAsia"/>
@@ -18932,7 +19892,7 @@
         </w:rPr>
         <w:t>資料庫設計</w:t>
       </w:r>
-      <w:bookmarkEnd w:id="21"/>
+      <w:bookmarkEnd w:id="22"/>
     </w:p>
     <w:p>
       <w:pPr>
@@ -18967,7 +19927,7 @@
 </file>
 
 <file path=word/numbering.xml><?xml version="1.0" encoding="utf-8"?>
-<w:numbering xmlns:wpc="http://schemas.microsoft.com/office/word/2010/wordprocessingCanvas" xmlns:cx="http://schemas.microsoft.com/office/drawing/2014/chartex" xmlns:cx1="http://schemas.microsoft.com/office/drawing/2015/9/8/chartex" xmlns:cx2="http://schemas.microsoft.com/office/drawing/2015/10/21/chartex" xmlns:cx3="http://schemas.microsoft.com/office/drawing/2016/5/9/chartex" xmlns:cx4="http://schemas.microsoft.com/office/drawing/2016/5/10/chartex" xmlns:cx5="http://schemas.microsoft.com/office/drawing/2016/5/11/chartex" xmlns:cx6="http://schemas.microsoft.com/office/drawing/2016/5/12/chartex" xmlns:cx7="http://schemas.microsoft.com/office/drawing/2016/5/13/chartex" xmlns:cx8="http://schemas.microsoft.com/office/drawing/2016/5/14/chartex" xmlns:mc="http://schemas.openxmlformats.org/markup-compatibility/2006" xmlns:aink="http://schemas.microsoft.com/office/drawing/2016/ink" xmlns:am3d="http://schemas.microsoft.com/office/drawing/2017/model3d" xmlns:o="urn:schemas-microsoft-com:office:office" xmlns:r="http://schemas.openxmlformats.org/officeDocument/2006/relationships" xmlns:m="http://schemas.openxmlformats.org/officeDocument/2006/math" xmlns:v="urn:schemas-microsoft-com:vml" xmlns:wp14="http://schemas.microsoft.com/office/word/2010/wordprocessingDrawing" xmlns:wp="http://schemas.openxmlformats.org/drawingml/2006/wordprocessingDrawing" xmlns:w10="urn:schemas-microsoft-com:office:word" xmlns:w="http://schemas.openxmlformats.org/wordprocessingml/2006/main" xmlns:w14="http://schemas.microsoft.com/office/word/2010/wordml" xmlns:w15="http://schemas.microsoft.com/office/word/2012/wordml" xmlns:w16cid="http://schemas.microsoft.com/office/word/2016/wordml/cid" xmlns:w16se="http://schemas.microsoft.com/office/word/2015/wordml/symex" xmlns:wpg="http://schemas.microsoft.com/office/word/2010/wordprocessingGroup" xmlns:wpi="http://schemas.microsoft.com/office/word/2010/wordprocessingInk" xmlns:wne="http://schemas.microsoft.com/office/word/2006/wordml" xmlns:wps="http://schemas.microsoft.com/office/word/2010/wordprocessingShape" mc:Ignorable="w14 w15 w16se w16cid wp14">
+<w:numbering xmlns:wpc="http://schemas.microsoft.com/office/word/2010/wordprocessingCanvas" xmlns:cx="http://schemas.microsoft.com/office/drawing/2014/chartex" xmlns:cx1="http://schemas.microsoft.com/office/drawing/2015/9/8/chartex" xmlns:cx2="http://schemas.microsoft.com/office/drawing/2015/10/21/chartex" xmlns:cx3="http://schemas.microsoft.com/office/drawing/2016/5/9/chartex" xmlns:cx4="http://schemas.microsoft.com/office/drawing/2016/5/10/chartex" xmlns:cx5="http://schemas.microsoft.com/office/drawing/2016/5/11/chartex" xmlns:cx6="http://schemas.microsoft.com/office/drawing/2016/5/12/chartex" xmlns:cx7="http://schemas.microsoft.com/office/drawing/2016/5/13/chartex" xmlns:cx8="http://schemas.microsoft.com/office/drawing/2016/5/14/chartex" xmlns:mc="http://schemas.openxmlformats.org/markup-compatibility/2006" xmlns:aink="http://schemas.microsoft.com/office/drawing/2016/ink" xmlns:am3d="http://schemas.microsoft.com/office/drawing/2017/model3d" xmlns:o="urn:schemas-microsoft-com:office:office" xmlns:oel="http://schemas.microsoft.com/office/2019/extlst" xmlns:r="http://schemas.openxmlformats.org/officeDocument/2006/relationships" xmlns:m="http://schemas.openxmlformats.org/officeDocument/2006/math" xmlns:v="urn:schemas-microsoft-com:vml" xmlns:wp14="http://schemas.microsoft.com/office/word/2010/wordprocessingDrawing" xmlns:wp="http://schemas.openxmlformats.org/drawingml/2006/wordprocessingDrawing" xmlns:w10="urn:schemas-microsoft-com:office:word" xmlns:w="http://schemas.openxmlformats.org/wordprocessingml/2006/main" xmlns:w14="http://schemas.microsoft.com/office/word/2010/wordml" xmlns:w15="http://schemas.microsoft.com/office/word/2012/wordml" xmlns:w16cex="http://schemas.microsoft.com/office/word/2018/wordml/cex" xmlns:w16cid="http://schemas.microsoft.com/office/word/2016/wordml/cid" xmlns:w16="http://schemas.microsoft.com/office/word/2018/wordml" xmlns:w16du="http://schemas.microsoft.com/office/word/2023/wordml/word16du" xmlns:w16sdtdh="http://schemas.microsoft.com/office/word/2020/wordml/sdtdatahash" xmlns:w16sdtfl="http://schemas.microsoft.com/office/word/2024/wordml/sdtformatlock" xmlns:w16se="http://schemas.microsoft.com/office/word/2015/wordml/symex" xmlns:wpg="http://schemas.microsoft.com/office/word/2010/wordprocessingGroup" xmlns:wpi="http://schemas.microsoft.com/office/word/2010/wordprocessingInk" xmlns:wne="http://schemas.microsoft.com/office/word/2006/wordml" xmlns:wps="http://schemas.microsoft.com/office/word/2010/wordprocessingShape" mc:Ignorable="w14 w15 w16se w16cid w16 w16cex w16sdtdh w16sdtfl w16du wp14">
   <w:abstractNum w:abstractNumId="0" w15:restartNumberingAfterBreak="0">
     <w:nsid w:val="0204078B"/>
     <w:multiLevelType w:val="multilevel"/>
@@ -19886,38 +20846,38 @@
       </w:pPr>
     </w:lvl>
   </w:abstractNum>
-  <w:num w:numId="1">
+  <w:num w:numId="1" w16cid:durableId="712770424">
     <w:abstractNumId w:val="2"/>
   </w:num>
-  <w:num w:numId="2">
+  <w:num w:numId="2" w16cid:durableId="4601995">
     <w:abstractNumId w:val="0"/>
   </w:num>
-  <w:num w:numId="3">
+  <w:num w:numId="3" w16cid:durableId="578560911">
     <w:abstractNumId w:val="4"/>
   </w:num>
-  <w:num w:numId="4">
+  <w:num w:numId="4" w16cid:durableId="1420954479">
     <w:abstractNumId w:val="6"/>
   </w:num>
-  <w:num w:numId="5">
+  <w:num w:numId="5" w16cid:durableId="372703368">
     <w:abstractNumId w:val="1"/>
   </w:num>
-  <w:num w:numId="6">
+  <w:num w:numId="6" w16cid:durableId="433093494">
     <w:abstractNumId w:val="7"/>
   </w:num>
-  <w:num w:numId="7">
+  <w:num w:numId="7" w16cid:durableId="702486542">
     <w:abstractNumId w:val="3"/>
   </w:num>
-  <w:num w:numId="8">
+  <w:num w:numId="8" w16cid:durableId="1807237192">
     <w:abstractNumId w:val="5"/>
   </w:num>
-  <w:num w:numId="9">
+  <w:num w:numId="9" w16cid:durableId="298154163">
     <w:abstractNumId w:val="8"/>
   </w:num>
 </w:numbering>
 </file>
 
 <file path=word/styles.xml><?xml version="1.0" encoding="utf-8"?>
-<w:styles xmlns:mc="http://schemas.openxmlformats.org/markup-compatibility/2006" xmlns:r="http://schemas.openxmlformats.org/officeDocument/2006/relationships" xmlns:w="http://schemas.openxmlformats.org/wordprocessingml/2006/main" xmlns:w14="http://schemas.microsoft.com/office/word/2010/wordml" xmlns:w15="http://schemas.microsoft.com/office/word/2012/wordml" xmlns:w16cid="http://schemas.microsoft.com/office/word/2016/wordml/cid" xmlns:w16se="http://schemas.microsoft.com/office/word/2015/wordml/symex" mc:Ignorable="w14 w15 w16se w16cid">
+<w:styles xmlns:mc="http://schemas.openxmlformats.org/markup-compatibility/2006" xmlns:r="http://schemas.openxmlformats.org/officeDocument/2006/relationships" xmlns:w="http://schemas.openxmlformats.org/wordprocessingml/2006/main" xmlns:w14="http://schemas.microsoft.com/office/word/2010/wordml" xmlns:w15="http://schemas.microsoft.com/office/word/2012/wordml" xmlns:w16cex="http://schemas.microsoft.com/office/word/2018/wordml/cex" xmlns:w16cid="http://schemas.microsoft.com/office/word/2016/wordml/cid" xmlns:w16="http://schemas.microsoft.com/office/word/2018/wordml" xmlns:w16du="http://schemas.microsoft.com/office/word/2023/wordml/word16du" xmlns:w16sdtdh="http://schemas.microsoft.com/office/word/2020/wordml/sdtdatahash" xmlns:w16sdtfl="http://schemas.microsoft.com/office/word/2024/wordml/sdtformatlock" xmlns:w16se="http://schemas.microsoft.com/office/word/2015/wordml/symex" mc:Ignorable="w14 w15 w16se w16cid w16 w16cex w16sdtdh w16sdtfl w16du">
   <w:docDefaults>
     <w:rPrDefault>
       <w:rPr>
@@ -19930,7 +20890,7 @@
     </w:rPrDefault>
     <w:pPrDefault/>
   </w:docDefaults>
-  <w:latentStyles w:defLockedState="0" w:defUIPriority="99" w:defSemiHidden="0" w:defUnhideWhenUsed="0" w:defQFormat="0" w:count="375">
+  <w:latentStyles w:defLockedState="0" w:defUIPriority="99" w:defSemiHidden="0" w:defUnhideWhenUsed="0" w:defQFormat="0" w:count="376">
     <w:lsdException w:name="Normal" w:uiPriority="0" w:qFormat="1"/>
     <w:lsdException w:name="heading 1" w:uiPriority="9" w:qFormat="1"/>
     <w:lsdException w:name="heading 2" w:semiHidden="1" w:uiPriority="9" w:unhideWhenUsed="1" w:qFormat="1"/>
@@ -20306,6 +21266,7 @@
     <w:lsdException w:name="Smart Hyperlink" w:semiHidden="1" w:unhideWhenUsed="1"/>
     <w:lsdException w:name="Hashtag" w:semiHidden="1" w:unhideWhenUsed="1"/>
     <w:lsdException w:name="Unresolved Mention" w:semiHidden="1" w:unhideWhenUsed="1"/>
+    <w:lsdException w:name="Smart Link" w:semiHidden="1" w:unhideWhenUsed="1"/>
   </w:latentStyles>
   <w:style w:type="paragraph" w:default="1" w:styleId="a">
     <w:name w:val="Normal"/>

--- a/115208.docx
+++ b/115208.docx
@@ -1,6 +1,6 @@
 
 <file path=word/document.xml><?xml version="1.0" encoding="utf-8"?>
-<w:document xmlns:wpc="http://schemas.microsoft.com/office/word/2010/wordprocessingCanvas" xmlns:cx="http://schemas.microsoft.com/office/drawing/2014/chartex" xmlns:cx1="http://schemas.microsoft.com/office/drawing/2015/9/8/chartex" xmlns:cx2="http://schemas.microsoft.com/office/drawing/2015/10/21/chartex" xmlns:cx3="http://schemas.microsoft.com/office/drawing/2016/5/9/chartex" xmlns:cx4="http://schemas.microsoft.com/office/drawing/2016/5/10/chartex" xmlns:cx5="http://schemas.microsoft.com/office/drawing/2016/5/11/chartex" xmlns:cx6="http://schemas.microsoft.com/office/drawing/2016/5/12/chartex" xmlns:cx7="http://schemas.microsoft.com/office/drawing/2016/5/13/chartex" xmlns:cx8="http://schemas.microsoft.com/office/drawing/2016/5/14/chartex" xmlns:mc="http://schemas.openxmlformats.org/markup-compatibility/2006" xmlns:aink="http://schemas.microsoft.com/office/drawing/2016/ink" xmlns:am3d="http://schemas.microsoft.com/office/drawing/2017/model3d" xmlns:o="urn:schemas-microsoft-com:office:office" xmlns:oel="http://schemas.microsoft.com/office/2019/extlst" xmlns:r="http://schemas.openxmlformats.org/officeDocument/2006/relationships" xmlns:m="http://schemas.openxmlformats.org/officeDocument/2006/math" xmlns:v="urn:schemas-microsoft-com:vml" xmlns:wp14="http://schemas.microsoft.com/office/word/2010/wordprocessingDrawing" xmlns:wp="http://schemas.openxmlformats.org/drawingml/2006/wordprocessingDrawing" xmlns:w10="urn:schemas-microsoft-com:office:word" xmlns:w="http://schemas.openxmlformats.org/wordprocessingml/2006/main" xmlns:w14="http://schemas.microsoft.com/office/word/2010/wordml" xmlns:w15="http://schemas.microsoft.com/office/word/2012/wordml" xmlns:w16cex="http://schemas.microsoft.com/office/word/2018/wordml/cex" xmlns:w16cid="http://schemas.microsoft.com/office/word/2016/wordml/cid" xmlns:w16="http://schemas.microsoft.com/office/word/2018/wordml" xmlns:w16du="http://schemas.microsoft.com/office/word/2023/wordml/word16du" xmlns:w16sdtdh="http://schemas.microsoft.com/office/word/2020/wordml/sdtdatahash" xmlns:w16sdtfl="http://schemas.microsoft.com/office/word/2024/wordml/sdtformatlock" xmlns:w16se="http://schemas.microsoft.com/office/word/2015/wordml/symex" xmlns:wpg="http://schemas.microsoft.com/office/word/2010/wordprocessingGroup" xmlns:wpi="http://schemas.microsoft.com/office/word/2010/wordprocessingInk" xmlns:wne="http://schemas.microsoft.com/office/word/2006/wordml" xmlns:wps="http://schemas.microsoft.com/office/word/2010/wordprocessingShape" mc:Ignorable="w14 w15 w16se w16cid w16 w16cex w16sdtdh w16sdtfl w16du wp14">
+<w:document xmlns:wpc="http://schemas.microsoft.com/office/word/2010/wordprocessingCanvas" xmlns:cx="http://schemas.microsoft.com/office/drawing/2014/chartex" xmlns:cx1="http://schemas.microsoft.com/office/drawing/2015/9/8/chartex" xmlns:cx2="http://schemas.microsoft.com/office/drawing/2015/10/21/chartex" xmlns:cx3="http://schemas.microsoft.com/office/drawing/2016/5/9/chartex" xmlns:cx4="http://schemas.microsoft.com/office/drawing/2016/5/10/chartex" xmlns:cx5="http://schemas.microsoft.com/office/drawing/2016/5/11/chartex" xmlns:cx6="http://schemas.microsoft.com/office/drawing/2016/5/12/chartex" xmlns:cx7="http://schemas.microsoft.com/office/drawing/2016/5/13/chartex" xmlns:cx8="http://schemas.microsoft.com/office/drawing/2016/5/14/chartex" xmlns:mc="http://schemas.openxmlformats.org/markup-compatibility/2006" xmlns:aink="http://schemas.microsoft.com/office/drawing/2016/ink" xmlns:am3d="http://schemas.microsoft.com/office/drawing/2017/model3d" xmlns:o="urn:schemas-microsoft-com:office:office" xmlns:r="http://schemas.openxmlformats.org/officeDocument/2006/relationships" xmlns:m="http://schemas.openxmlformats.org/officeDocument/2006/math" xmlns:v="urn:schemas-microsoft-com:vml" xmlns:wp14="http://schemas.microsoft.com/office/word/2010/wordprocessingDrawing" xmlns:wp="http://schemas.openxmlformats.org/drawingml/2006/wordprocessingDrawing" xmlns:w10="urn:schemas-microsoft-com:office:word" xmlns:w="http://schemas.openxmlformats.org/wordprocessingml/2006/main" xmlns:w14="http://schemas.microsoft.com/office/word/2010/wordml" xmlns:w15="http://schemas.microsoft.com/office/word/2012/wordml" xmlns:w16cid="http://schemas.microsoft.com/office/word/2016/wordml/cid" xmlns:w16se="http://schemas.microsoft.com/office/word/2015/wordml/symex" xmlns:wpg="http://schemas.microsoft.com/office/word/2010/wordprocessingGroup" xmlns:wpi="http://schemas.microsoft.com/office/word/2010/wordprocessingInk" xmlns:wne="http://schemas.microsoft.com/office/word/2006/wordml" xmlns:wps="http://schemas.microsoft.com/office/word/2010/wordprocessingShape" mc:Ignorable="w14 w15 w16se w16cid wp14">
   <w:body>
     <w:p>
       <w:pPr>
@@ -15,7 +15,23 @@
           <w:rFonts w:eastAsia="標楷體" w:hint="eastAsia"/>
           <w:sz w:val="72"/>
         </w:rPr>
-        <w:t>國立臺北商業大學</w:t>
+        <w:t>國立</w:t>
+      </w:r>
+      <w:proofErr w:type="gramStart"/>
+      <w:r>
+        <w:rPr>
+          <w:rFonts w:eastAsia="標楷體" w:hint="eastAsia"/>
+          <w:sz w:val="72"/>
+        </w:rPr>
+        <w:t>臺</w:t>
+      </w:r>
+      <w:proofErr w:type="gramEnd"/>
+      <w:r>
+        <w:rPr>
+          <w:rFonts w:eastAsia="標楷體" w:hint="eastAsia"/>
+          <w:sz w:val="72"/>
+        </w:rPr>
+        <w:t>北商業大學</w:t>
       </w:r>
     </w:p>
     <w:p>
@@ -524,8 +540,19 @@
           <w:bCs/>
           <w:sz w:val="40"/>
         </w:rPr>
-        <w:t>吳育臻</w:t>
+        <w:t>吳育</w:t>
       </w:r>
+      <w:proofErr w:type="gramStart"/>
+      <w:r>
+        <w:rPr>
+          <w:rFonts w:eastAsia="標楷體" w:hint="eastAsia"/>
+          <w:b/>
+          <w:bCs/>
+          <w:sz w:val="40"/>
+        </w:rPr>
+        <w:t>臻</w:t>
+      </w:r>
+      <w:proofErr w:type="gramEnd"/>
       <w:r>
         <w:rPr>
           <w:rFonts w:eastAsia="標楷體"/>
@@ -2936,7 +2963,7 @@
         <w:ind w:leftChars="0" w:left="435"/>
         <w:outlineLvl w:val="1"/>
         <w:rPr>
-          <w:rFonts w:eastAsia="標楷體" w:hint="eastAsia"/>
+          <w:rFonts w:eastAsia="標楷體"/>
           <w:bCs/>
           <w:sz w:val="32"/>
           <w:szCs w:val="36"/>
@@ -3591,7 +3618,7 @@
         <w:ind w:leftChars="0"/>
         <w:outlineLvl w:val="1"/>
         <w:rPr>
-          <w:rFonts w:eastAsia="標楷體" w:hint="eastAsia"/>
+          <w:rFonts w:eastAsia="標楷體"/>
           <w:bCs/>
           <w:sz w:val="32"/>
           <w:szCs w:val="36"/>
@@ -3662,7 +3689,7 @@
       <w:pPr>
         <w:outlineLvl w:val="1"/>
         <w:rPr>
-          <w:rFonts w:eastAsia="標楷體" w:hint="eastAsia"/>
+          <w:rFonts w:eastAsia="標楷體"/>
           <w:bCs/>
           <w:sz w:val="32"/>
           <w:szCs w:val="36"/>
@@ -3673,7 +3700,7 @@
       <w:pPr>
         <w:ind w:left="480"/>
         <w:rPr>
-          <w:rFonts w:eastAsia="標楷體" w:hint="eastAsia"/>
+          <w:rFonts w:eastAsia="標楷體"/>
           <w:color w:val="000000" w:themeColor="text1"/>
           <w:sz w:val="28"/>
         </w:rPr>
@@ -4427,7 +4454,7 @@
             <w:pPr>
               <w:jc w:val="both"/>
               <w:rPr>
-                <w:rFonts w:eastAsia="標楷體" w:hint="eastAsia"/>
+                <w:rFonts w:eastAsia="標楷體"/>
                 <w:color w:val="000000" w:themeColor="text1"/>
                 <w:sz w:val="28"/>
                 <w:szCs w:val="28"/>
@@ -4590,7 +4617,7 @@
       <w:pPr>
         <w:jc w:val="center"/>
         <w:rPr>
-          <w:rFonts w:eastAsia="標楷體" w:hint="eastAsia"/>
+          <w:rFonts w:eastAsia="標楷體"/>
           <w:bCs/>
           <w:sz w:val="32"/>
           <w:szCs w:val="36"/>
@@ -4603,7 +4630,7 @@
           <w:tab w:val="center" w:pos="5102"/>
         </w:tabs>
         <w:rPr>
-          <w:rFonts w:eastAsia="標楷體" w:hint="eastAsia"/>
+          <w:rFonts w:eastAsia="標楷體"/>
           <w:sz w:val="32"/>
           <w:szCs w:val="36"/>
         </w:rPr>
@@ -15270,7 +15297,27 @@
           <w:sz w:val="26"/>
           <w:szCs w:val="26"/>
         </w:rPr>
-        <w:t>專案時程甘特圖</w:t>
+        <w:t>專案</w:t>
+      </w:r>
+      <w:proofErr w:type="gramStart"/>
+      <w:r>
+        <w:rPr>
+          <w:rFonts w:eastAsia="標楷體" w:hint="eastAsia"/>
+          <w:color w:val="000000" w:themeColor="text1"/>
+          <w:sz w:val="26"/>
+          <w:szCs w:val="26"/>
+        </w:rPr>
+        <w:t>時程甘特</w:t>
+      </w:r>
+      <w:proofErr w:type="gramEnd"/>
+      <w:r>
+        <w:rPr>
+          <w:rFonts w:eastAsia="標楷體" w:hint="eastAsia"/>
+          <w:color w:val="000000" w:themeColor="text1"/>
+          <w:sz w:val="26"/>
+          <w:szCs w:val="26"/>
+        </w:rPr>
+        <w:t>圖</w:t>
       </w:r>
       <w:bookmarkEnd w:id="17"/>
     </w:p>
@@ -15624,8 +15671,18 @@
                 <w:sz w:val="28"/>
                 <w:szCs w:val="28"/>
               </w:rPr>
-              <w:t>吳育臻</w:t>
+              <w:t>吳育</w:t>
             </w:r>
+            <w:proofErr w:type="gramStart"/>
+            <w:r>
+              <w:rPr>
+                <w:rFonts w:eastAsia="標楷體" w:hint="eastAsia"/>
+                <w:sz w:val="28"/>
+                <w:szCs w:val="28"/>
+              </w:rPr>
+              <w:t>臻</w:t>
+            </w:r>
+            <w:proofErr w:type="gramEnd"/>
           </w:p>
         </w:tc>
         <w:tc>
@@ -15657,8 +15714,18 @@
                 <w:sz w:val="28"/>
                 <w:szCs w:val="28"/>
               </w:rPr>
-              <w:t>謝子祈</w:t>
+              <w:t>謝子</w:t>
             </w:r>
+            <w:proofErr w:type="gramStart"/>
+            <w:r>
+              <w:rPr>
+                <w:rFonts w:eastAsia="標楷體" w:hint="eastAsia"/>
+                <w:sz w:val="28"/>
+                <w:szCs w:val="28"/>
+              </w:rPr>
+              <w:t>祈</w:t>
+            </w:r>
+            <w:proofErr w:type="gramEnd"/>
           </w:p>
         </w:tc>
       </w:tr>
@@ -19896,12 +19963,47 @@
     </w:p>
     <w:p>
       <w:pPr>
-        <w:jc w:val="center"/>
-        <w:outlineLvl w:val="0"/>
         <w:rPr>
           <w:rFonts w:eastAsia="標楷體"/>
           <w:bCs/>
-          <w:sz w:val="36"/>
+          <w:sz w:val="32"/>
+          <w:szCs w:val="36"/>
+        </w:rPr>
+      </w:pPr>
+      <w:r>
+        <w:rPr>
+          <w:rFonts w:eastAsia="標楷體" w:hint="eastAsia"/>
+          <w:bCs/>
+          <w:sz w:val="32"/>
+          <w:szCs w:val="36"/>
+        </w:rPr>
+        <w:t>8-1</w:t>
+      </w:r>
+      <w:r>
+        <w:rPr>
+          <w:rFonts w:eastAsia="標楷體" w:hint="eastAsia"/>
+          <w:bCs/>
+          <w:sz w:val="32"/>
+          <w:szCs w:val="36"/>
+        </w:rPr>
+        <w:tab/>
+      </w:r>
+      <w:r>
+        <w:rPr>
+          <w:rFonts w:eastAsia="標楷體" w:hint="eastAsia"/>
+          <w:bCs/>
+          <w:sz w:val="32"/>
+          <w:szCs w:val="36"/>
+        </w:rPr>
+        <w:t>資料庫關聯圖</w:t>
+      </w:r>
+    </w:p>
+    <w:p>
+      <w:pPr>
+        <w:rPr>
+          <w:rFonts w:eastAsia="標楷體"/>
+          <w:bCs/>
+          <w:sz w:val="32"/>
           <w:szCs w:val="36"/>
         </w:rPr>
       </w:pPr>
@@ -19915,6 +20017,81 @@
           <w:szCs w:val="36"/>
         </w:rPr>
       </w:pPr>
+    </w:p>
+    <w:p>
+      <w:pPr>
+        <w:rPr>
+          <w:rFonts w:eastAsia="標楷體"/>
+          <w:bCs/>
+          <w:sz w:val="32"/>
+          <w:szCs w:val="36"/>
+        </w:rPr>
+      </w:pPr>
+    </w:p>
+    <w:p>
+      <w:pPr>
+        <w:rPr>
+          <w:rFonts w:eastAsia="標楷體"/>
+          <w:bCs/>
+          <w:sz w:val="32"/>
+          <w:szCs w:val="36"/>
+        </w:rPr>
+        <w:sectPr>
+          <w:pgSz w:w="11906" w:h="16838" w:code="9"/>
+          <w:pgMar w:top="851" w:right="851" w:bottom="851" w:left="851" w:header="567" w:footer="567" w:gutter="0"/>
+          <w:cols w:space="425"/>
+          <w:docGrid w:type="lines" w:linePitch="360"/>
+        </w:sectPr>
+      </w:pPr>
+    </w:p>
+    <w:p>
+      <w:pPr>
+        <w:rPr>
+          <w:rFonts w:eastAsia="標楷體" w:hint="eastAsia"/>
+          <w:bCs/>
+          <w:sz w:val="32"/>
+          <w:szCs w:val="36"/>
+        </w:rPr>
+      </w:pPr>
+      <w:r>
+        <w:rPr>
+          <w:rFonts w:eastAsia="標楷體" w:hint="eastAsia"/>
+          <w:bCs/>
+          <w:sz w:val="32"/>
+          <w:szCs w:val="36"/>
+        </w:rPr>
+        <w:lastRenderedPageBreak/>
+        <w:t>8-2</w:t>
+      </w:r>
+      <w:r>
+        <w:rPr>
+          <w:rFonts w:eastAsia="標楷體" w:hint="eastAsia"/>
+          <w:bCs/>
+          <w:sz w:val="32"/>
+          <w:szCs w:val="36"/>
+        </w:rPr>
+        <w:tab/>
+      </w:r>
+      <w:r>
+        <w:rPr>
+          <w:rFonts w:eastAsia="標楷體" w:hint="eastAsia"/>
+          <w:bCs/>
+          <w:sz w:val="32"/>
+          <w:szCs w:val="36"/>
+        </w:rPr>
+        <w:t>表格及其</w:t>
+      </w:r>
+      <w:r>
+        <w:rPr>
+          <w:rFonts w:eastAsia="標楷體" w:hint="eastAsia"/>
+          <w:bCs/>
+          <w:sz w:val="32"/>
+          <w:szCs w:val="36"/>
+        </w:rPr>
+        <w:t>Meta data</w:t>
+      </w:r>
+      <w:bookmarkStart w:id="23" w:name="_GoBack"/>
+      <w:bookmarkEnd w:id="23"/>
     </w:p>
     <w:sectPr>
       <w:pgSz w:w="11906" w:h="16838" w:code="9"/>
@@ -19927,7 +20104,7 @@
 </file>
 
 <file path=word/numbering.xml><?xml version="1.0" encoding="utf-8"?>
-<w:numbering xmlns:wpc="http://schemas.microsoft.com/office/word/2010/wordprocessingCanvas" xmlns:cx="http://schemas.microsoft.com/office/drawing/2014/chartex" xmlns:cx1="http://schemas.microsoft.com/office/drawing/2015/9/8/chartex" xmlns:cx2="http://schemas.microsoft.com/office/drawing/2015/10/21/chartex" xmlns:cx3="http://schemas.microsoft.com/office/drawing/2016/5/9/chartex" xmlns:cx4="http://schemas.microsoft.com/office/drawing/2016/5/10/chartex" xmlns:cx5="http://schemas.microsoft.com/office/drawing/2016/5/11/chartex" xmlns:cx6="http://schemas.microsoft.com/office/drawing/2016/5/12/chartex" xmlns:cx7="http://schemas.microsoft.com/office/drawing/2016/5/13/chartex" xmlns:cx8="http://schemas.microsoft.com/office/drawing/2016/5/14/chartex" xmlns:mc="http://schemas.openxmlformats.org/markup-compatibility/2006" xmlns:aink="http://schemas.microsoft.com/office/drawing/2016/ink" xmlns:am3d="http://schemas.microsoft.com/office/drawing/2017/model3d" xmlns:o="urn:schemas-microsoft-com:office:office" xmlns:oel="http://schemas.microsoft.com/office/2019/extlst" xmlns:r="http://schemas.openxmlformats.org/officeDocument/2006/relationships" xmlns:m="http://schemas.openxmlformats.org/officeDocument/2006/math" xmlns:v="urn:schemas-microsoft-com:vml" xmlns:wp14="http://schemas.microsoft.com/office/word/2010/wordprocessingDrawing" xmlns:wp="http://schemas.openxmlformats.org/drawingml/2006/wordprocessingDrawing" xmlns:w10="urn:schemas-microsoft-com:office:word" xmlns:w="http://schemas.openxmlformats.org/wordprocessingml/2006/main" xmlns:w14="http://schemas.microsoft.com/office/word/2010/wordml" xmlns:w15="http://schemas.microsoft.com/office/word/2012/wordml" xmlns:w16cex="http://schemas.microsoft.com/office/word/2018/wordml/cex" xmlns:w16cid="http://schemas.microsoft.com/office/word/2016/wordml/cid" xmlns:w16="http://schemas.microsoft.com/office/word/2018/wordml" xmlns:w16du="http://schemas.microsoft.com/office/word/2023/wordml/word16du" xmlns:w16sdtdh="http://schemas.microsoft.com/office/word/2020/wordml/sdtdatahash" xmlns:w16sdtfl="http://schemas.microsoft.com/office/word/2024/wordml/sdtformatlock" xmlns:w16se="http://schemas.microsoft.com/office/word/2015/wordml/symex" xmlns:wpg="http://schemas.microsoft.com/office/word/2010/wordprocessingGroup" xmlns:wpi="http://schemas.microsoft.com/office/word/2010/wordprocessingInk" xmlns:wne="http://schemas.microsoft.com/office/word/2006/wordml" xmlns:wps="http://schemas.microsoft.com/office/word/2010/wordprocessingShape" mc:Ignorable="w14 w15 w16se w16cid w16 w16cex w16sdtdh w16sdtfl w16du wp14">
+<w:numbering xmlns:wpc="http://schemas.microsoft.com/office/word/2010/wordprocessingCanvas" xmlns:cx="http://schemas.microsoft.com/office/drawing/2014/chartex" xmlns:cx1="http://schemas.microsoft.com/office/drawing/2015/9/8/chartex" xmlns:cx2="http://schemas.microsoft.com/office/drawing/2015/10/21/chartex" xmlns:cx3="http://schemas.microsoft.com/office/drawing/2016/5/9/chartex" xmlns:cx4="http://schemas.microsoft.com/office/drawing/2016/5/10/chartex" xmlns:cx5="http://schemas.microsoft.com/office/drawing/2016/5/11/chartex" xmlns:cx6="http://schemas.microsoft.com/office/drawing/2016/5/12/chartex" xmlns:cx7="http://schemas.microsoft.com/office/drawing/2016/5/13/chartex" xmlns:cx8="http://schemas.microsoft.com/office/drawing/2016/5/14/chartex" xmlns:mc="http://schemas.openxmlformats.org/markup-compatibility/2006" xmlns:aink="http://schemas.microsoft.com/office/drawing/2016/ink" xmlns:am3d="http://schemas.microsoft.com/office/drawing/2017/model3d" xmlns:o="urn:schemas-microsoft-com:office:office" xmlns:r="http://schemas.openxmlformats.org/officeDocument/2006/relationships" xmlns:m="http://schemas.openxmlformats.org/officeDocument/2006/math" xmlns:v="urn:schemas-microsoft-com:vml" xmlns:wp14="http://schemas.microsoft.com/office/word/2010/wordprocessingDrawing" xmlns:wp="http://schemas.openxmlformats.org/drawingml/2006/wordprocessingDrawing" xmlns:w10="urn:schemas-microsoft-com:office:word" xmlns:w="http://schemas.openxmlformats.org/wordprocessingml/2006/main" xmlns:w14="http://schemas.microsoft.com/office/word/2010/wordml" xmlns:w15="http://schemas.microsoft.com/office/word/2012/wordml" xmlns:w16cid="http://schemas.microsoft.com/office/word/2016/wordml/cid" xmlns:w16se="http://schemas.microsoft.com/office/word/2015/wordml/symex" xmlns:wpg="http://schemas.microsoft.com/office/word/2010/wordprocessingGroup" xmlns:wpi="http://schemas.microsoft.com/office/word/2010/wordprocessingInk" xmlns:wne="http://schemas.microsoft.com/office/word/2006/wordml" xmlns:wps="http://schemas.microsoft.com/office/word/2010/wordprocessingShape" mc:Ignorable="w14 w15 w16se w16cid wp14">
   <w:abstractNum w:abstractNumId="0" w15:restartNumberingAfterBreak="0">
     <w:nsid w:val="0204078B"/>
     <w:multiLevelType w:val="multilevel"/>
@@ -20846,38 +21023,38 @@
       </w:pPr>
     </w:lvl>
   </w:abstractNum>
-  <w:num w:numId="1" w16cid:durableId="712770424">
+  <w:num w:numId="1">
     <w:abstractNumId w:val="2"/>
   </w:num>
-  <w:num w:numId="2" w16cid:durableId="4601995">
+  <w:num w:numId="2">
     <w:abstractNumId w:val="0"/>
   </w:num>
-  <w:num w:numId="3" w16cid:durableId="578560911">
+  <w:num w:numId="3">
     <w:abstractNumId w:val="4"/>
   </w:num>
-  <w:num w:numId="4" w16cid:durableId="1420954479">
+  <w:num w:numId="4">
     <w:abstractNumId w:val="6"/>
   </w:num>
-  <w:num w:numId="5" w16cid:durableId="372703368">
+  <w:num w:numId="5">
     <w:abstractNumId w:val="1"/>
   </w:num>
-  <w:num w:numId="6" w16cid:durableId="433093494">
+  <w:num w:numId="6">
     <w:abstractNumId w:val="7"/>
   </w:num>
-  <w:num w:numId="7" w16cid:durableId="702486542">
+  <w:num w:numId="7">
     <w:abstractNumId w:val="3"/>
   </w:num>
-  <w:num w:numId="8" w16cid:durableId="1807237192">
+  <w:num w:numId="8">
     <w:abstractNumId w:val="5"/>
   </w:num>
-  <w:num w:numId="9" w16cid:durableId="298154163">
+  <w:num w:numId="9">
     <w:abstractNumId w:val="8"/>
   </w:num>
 </w:numbering>
 </file>
 
 <file path=word/styles.xml><?xml version="1.0" encoding="utf-8"?>
-<w:styles xmlns:mc="http://schemas.openxmlformats.org/markup-compatibility/2006" xmlns:r="http://schemas.openxmlformats.org/officeDocument/2006/relationships" xmlns:w="http://schemas.openxmlformats.org/wordprocessingml/2006/main" xmlns:w14="http://schemas.microsoft.com/office/word/2010/wordml" xmlns:w15="http://schemas.microsoft.com/office/word/2012/wordml" xmlns:w16cex="http://schemas.microsoft.com/office/word/2018/wordml/cex" xmlns:w16cid="http://schemas.microsoft.com/office/word/2016/wordml/cid" xmlns:w16="http://schemas.microsoft.com/office/word/2018/wordml" xmlns:w16du="http://schemas.microsoft.com/office/word/2023/wordml/word16du" xmlns:w16sdtdh="http://schemas.microsoft.com/office/word/2020/wordml/sdtdatahash" xmlns:w16sdtfl="http://schemas.microsoft.com/office/word/2024/wordml/sdtformatlock" xmlns:w16se="http://schemas.microsoft.com/office/word/2015/wordml/symex" mc:Ignorable="w14 w15 w16se w16cid w16 w16cex w16sdtdh w16sdtfl w16du">
+<w:styles xmlns:mc="http://schemas.openxmlformats.org/markup-compatibility/2006" xmlns:r="http://schemas.openxmlformats.org/officeDocument/2006/relationships" xmlns:w="http://schemas.openxmlformats.org/wordprocessingml/2006/main" xmlns:w14="http://schemas.microsoft.com/office/word/2010/wordml" xmlns:w15="http://schemas.microsoft.com/office/word/2012/wordml" xmlns:w16cid="http://schemas.microsoft.com/office/word/2016/wordml/cid" xmlns:w16se="http://schemas.microsoft.com/office/word/2015/wordml/symex" mc:Ignorable="w14 w15 w16se w16cid">
   <w:docDefaults>
     <w:rPrDefault>
       <w:rPr>
@@ -20890,7 +21067,7 @@
     </w:rPrDefault>
     <w:pPrDefault/>
   </w:docDefaults>
-  <w:latentStyles w:defLockedState="0" w:defUIPriority="99" w:defSemiHidden="0" w:defUnhideWhenUsed="0" w:defQFormat="0" w:count="376">
+  <w:latentStyles w:defLockedState="0" w:defUIPriority="99" w:defSemiHidden="0" w:defUnhideWhenUsed="0" w:defQFormat="0" w:count="375">
     <w:lsdException w:name="Normal" w:uiPriority="0" w:qFormat="1"/>
     <w:lsdException w:name="heading 1" w:uiPriority="9" w:qFormat="1"/>
     <w:lsdException w:name="heading 2" w:semiHidden="1" w:uiPriority="9" w:unhideWhenUsed="1" w:qFormat="1"/>
@@ -21266,7 +21443,6 @@
     <w:lsdException w:name="Smart Hyperlink" w:semiHidden="1" w:unhideWhenUsed="1"/>
     <w:lsdException w:name="Hashtag" w:semiHidden="1" w:unhideWhenUsed="1"/>
     <w:lsdException w:name="Unresolved Mention" w:semiHidden="1" w:unhideWhenUsed="1"/>
-    <w:lsdException w:name="Smart Link" w:semiHidden="1" w:unhideWhenUsed="1"/>
   </w:latentStyles>
   <w:style w:type="paragraph" w:default="1" w:styleId="a">
     <w:name w:val="Normal"/>
@@ -21879,7 +22055,7 @@
 </file>
 
 <file path=customXml/itemProps1.xml><?xml version="1.0" encoding="utf-8"?>
-<ds:datastoreItem xmlns:ds="http://schemas.openxmlformats.org/officeDocument/2006/customXml" ds:itemID="{E77B9CA5-0F4B-4A42-9A46-36156374F6CE}">
+<ds:datastoreItem xmlns:ds="http://schemas.openxmlformats.org/officeDocument/2006/customXml" ds:itemID="{262522BD-68FA-42BB-AF0F-5BE2C6364DA1}">
   <ds:schemaRefs>
     <ds:schemaRef ds:uri="http://schemas.openxmlformats.org/officeDocument/2006/bibliography"/>
   </ds:schemaRefs>
